--- a/智慧营销绩效管理平台-整合管理-论文.docx
+++ b/智慧营销绩效管理平台-整合管理-论文.docx
@@ -22,7 +22,20 @@
         <w:rPr>
           <w:rFonts w:hint="eastAsia"/>
         </w:rPr>
-        <w:t xml:space="preserve">  为应对金融市场竞争日趋激烈与客户需求多元化的双重挑战，破解某银行营销数据分散、绩效核算粗放、资源投放精准度不足等痛点，某行规划建设智慧营销绩效管理平台。项目通过整合多源业务数据、构建标准化智能指标体系及可视化监控能力，实现营销全流程闭环管理，持续提升营销效能与精细化运营水平。平台依托大数据、人工智能、云计算、实时计算及数据可视化等新兴技术，实现营销数据统一汇聚、智能建模、绩效指标自动核算、过程实时监控与效果闭环优化，有效提升银行营销精细化管理能力与资源配置效率，为营销决策提供科学支撑。2024年3月，我司通过公开招标成功中标该项目，合同金额382.7万元（其中硬件设备费用162万元），建设周期1年。项目核心建设内容包含六大模块：统一营销数据中心、智能绩效指标体系、营销活动全流程管理体系、AI营销洞察与预测分析、可视化绩效监控大屏、营销资源与费用管控模块。中标后，公司结合我在同类项目中的丰富管理经验，任命我为项目经理，全面负责项目整体规划、落地实施推进、多方资源协调对接，以及进度与质量全程管控，确保项目目标按期保质落地。我迅速组建10人专业项目团队，成员涵盖需求分析、系统架构、开发、测试、质量保证等关键岗位，为项目顺利推进筑牢基础。</w:t>
+        <w:t xml:space="preserve">  为应对金融市场竞争日趋激烈与客户需求多元化的双重挑战，破解某银行营销数据分散、绩效核算粗放、资源投放精准度不足等痛点，</w:t>
+      </w:r>
+      <w:r>
+        <w:rPr>
+          <w:rFonts w:hint="eastAsia"/>
+          <w:lang w:eastAsia="zh-CN"/>
+        </w:rPr>
+        <w:t>某银</w:t>
+      </w:r>
+      <w:r>
+        <w:rPr>
+          <w:rFonts w:hint="eastAsia"/>
+        </w:rPr>
+        <w:t>行规划建设智慧营销绩效管理平台。项目通过整合多源业务数据、构建标准化智能指标体系及可视化监控能力，实现营销全流程闭环管理，持续提升营销效能与精细化运营水平。平台依托大数据、人工智能、云计算、实时计算及数据可视化等新兴技术，实现营销数据统一汇聚、智能建模、绩效指标自动核算、过程实时监控与效果闭环优化，有效提升银行营销精细化管理能力与资源配置效率，为营销决策提供科学支撑。2024年3月，我司通过公开招标成功中标该项目，合同金额382.7万元（其中硬件设备费用162万元），建设周期1年。项目核心建设内容包含六大模块：统一营销数据中心、智能绩效指标体系、营销活动全流程管理体系、AI营销洞察与预测分析、可视化绩效监控大屏、营销资源与费用管控模块。中标后，公司结合我在同类项目中的丰富管理经验，任命我为项目经理，全面负责项目整体规划、落地实施推进、多方资源协调对接，以及进度与质量全程管控，确保项目目标按期保质落地。我迅速组建10人专业项目团队，成员涵盖需求分析、系统架构、开发、测试、质量保证等关键岗位，为项目顺利推进筑牢基础。</w:t>
       </w:r>
     </w:p>
     <w:p>
@@ -38,7 +51,7 @@
           <w:rFonts w:hint="eastAsia"/>
           <w:lang w:val="en-US" w:eastAsia="zh-CN"/>
         </w:rPr>
-        <w:t>因为本项目工期比较紧，成本结构比较复杂，相关干系人众多</w:t>
+        <w:t>因为本项目工期比较紧，成本结构比较复杂，相关干系人员众多</w:t>
       </w:r>
       <w:r>
         <w:rPr>
@@ -103,6 +116,7 @@
     <w:p>
       <w:pPr>
         <w:numPr>
+          <w:ilvl w:val="0"/>
           <w:numId w:val="0"/>
         </w:numPr>
         <w:ind w:firstLine="422" w:firstLineChars="200"/>
@@ -124,6 +138,7 @@
     <w:p>
       <w:pPr>
         <w:numPr>
+          <w:ilvl w:val="0"/>
           <w:numId w:val="0"/>
         </w:numPr>
         <w:ind w:firstLine="420" w:firstLineChars="0"/>
@@ -137,12 +152,13 @@
           <w:rFonts w:hint="eastAsia"/>
           <w:lang w:val="en-US" w:eastAsia="zh-CN"/>
         </w:rPr>
-        <w:t>在项目立项成功之后，项目管理办公室为了明确该项目在公司的地位及重要性，以及为我授权能够动用的资源，于是决定发布项目章程。我做为项目经理和项目管理部共同起草了项目章程，项目章程里面包括了项目的背景，项目的大致的需求，项目整体的里程碑要求（从2024年4月~2025年3月份）等内容，当然里面还包括了对项目经理的授权，方便在后续的工作中，凭借项目章程可以协调其他干系人来参与本项目。项目章程编写完成后我们内部经过多次的讨论和修改，确定了最终版，然后由项目管理部总经理签发，项目正式成立。</w:t>
+        <w:t>在项目立项成功之后，项目管理办公室为了明确该项目在公司的地位及重要性，以及为我授权能够动用的资源，于是决定发布项目章程。我作为项目经理和项目管理部共同起草了项目章程，项目章程里面包括了项目的背景，项目的大致的需求，项目整体的里程碑要求（从2024年4月~2025年3月份）等内容，当然里面还包括了对项目经理的授权，方便在后续的工作中，凭借项目章程可以协调其他干系人来参与本项目。项目章程编写完成后我们内部经过多次的讨论和修改，确定了最终版，然后由项目管理部总经理签发，项目正式成立。</w:t>
       </w:r>
     </w:p>
     <w:p>
       <w:pPr>
         <w:numPr>
+          <w:ilvl w:val="0"/>
           <w:numId w:val="0"/>
         </w:numPr>
         <w:ind w:firstLine="422" w:firstLineChars="200"/>
@@ -166,6 +182,7 @@
     <w:p>
       <w:pPr>
         <w:numPr>
+          <w:ilvl w:val="0"/>
           <w:numId w:val="0"/>
         </w:numPr>
         <w:ind w:firstLine="420" w:firstLineChars="200"/>
@@ -183,12 +200,13 @@
           <w:bCs w:val="0"/>
           <w:lang w:val="en-US" w:eastAsia="zh-CN"/>
         </w:rPr>
-        <w:t>项目正式成立之后，接下来我们需要做的事情就是编写项目的一个整体计划，这样能够方便的指导后续工作的执行。于是我召集团队成员，成立计划编写小组，首先我给大家明确了编写计划的重要性，然后为大家分配了相应的工作。接下来都分头编写各自领取的计划编写任务，等大家完成以后，我通过会议的方式把大家召集在一起，然后把完成的子计划（如：范围管理计划、成本管理计划、进度管理计划）整合成项目管理计划。整合完成后由我组织一个正式的项目管理计划评审会，评审通过之后，正式发布项目管理计划。</w:t>
+        <w:t>项目正式成立之后，接下来我们需要做的事情就是编写项目的一个整体计划，这样能够方便地指导后续工作的执行。于是我召集团队成员，成立计划编写小组，首先我给大家明确了编写计划的重要性，然后为大家分配了相应的工作。接下来都分头编写各自领取的计划编写任务，等大家完成以后，我通过会议的方式把大家召集在一起，然后把完成的子计划（如：范围管理计划、成本管理计划、进度管理计划）整合成项目管理计划。整合完成后由我组织一个正式的项目管理计划评审会，评审通过之后，正式发布项目管理计划。</w:t>
       </w:r>
     </w:p>
     <w:p>
       <w:pPr>
         <w:numPr>
+          <w:ilvl w:val="0"/>
           <w:numId w:val="0"/>
         </w:numPr>
         <w:ind w:left="420" w:leftChars="0"/>
@@ -212,6 +230,7 @@
     <w:p>
       <w:pPr>
         <w:numPr>
+          <w:ilvl w:val="0"/>
           <w:numId w:val="0"/>
         </w:numPr>
         <w:ind w:left="420" w:leftChars="0"/>
@@ -229,12 +248,13 @@
           <w:bCs w:val="0"/>
           <w:lang w:val="en-US" w:eastAsia="zh-CN"/>
         </w:rPr>
-        <w:t>有了项目管理计划之后，接下来我们按照项目管理计划去执行和管理项目的工作，同时还需要去执行已批准的变更请求。按照计划，首先我们需要去组建项目团队，因为项目的复杂性，我们需要的人员的技能也是多样化的，所以组件团队的时候，一方面我直接预定之前项目组的成员，与此同时我还跟其他部门的领导协商，争取一些项目需要的稀缺人才。除此之外还采用了社招的方式获取其他的一些人力资源，通过以上方式，很快的组建了项目的团队，当然除了组建项目团队，我们还会按照计划开展其他的项目管理工作，如：管理质量、实施采购，建设团队等。</w:t>
+        <w:t>有了项目管理计划之后，接下来我们按照项目管理计划去执行和管理项目的工作，同时还需要去执行已批准的变更请求。按照计划，首先我们需要去组建项目团队，因为项目的复杂性，我们需要的人员的技能也是多样化的，所以组建团队的时候，一方面我直接预定之前项目组的成员，与此同时我还跟其他部门的领导协商，争取一些项目需要的稀缺人才。除此之外还采用了社招的方式获取其他的一些人力资源，通过以上方式，很快的组建了项目的团队，当然除了组建项目团队，我们还会按照计划开展其他的项目管理工作，如：管理质量、实施采购，建设团队等。</w:t>
       </w:r>
     </w:p>
     <w:p>
       <w:pPr>
         <w:numPr>
+          <w:ilvl w:val="0"/>
           <w:numId w:val="0"/>
         </w:numPr>
         <w:ind w:left="420" w:leftChars="0"/>
@@ -258,6 +278,7 @@
     <w:p>
       <w:pPr>
         <w:numPr>
+          <w:ilvl w:val="0"/>
           <w:numId w:val="0"/>
         </w:numPr>
         <w:ind w:left="420" w:leftChars="0"/>
@@ -293,7 +314,9 @@
         </w:tblBorders>
         <w:tblLayout w:type="autofit"/>
         <w:tblCellMar>
+          <w:top w:w="0" w:type="dxa"/>
           <w:left w:w="108" w:type="dxa"/>
+          <w:bottom w:w="0" w:type="dxa"/>
           <w:right w:w="108" w:type="dxa"/>
         </w:tblCellMar>
       </w:tblPr>
@@ -316,6 +339,12 @@
             <w:insideH w:val="single" w:color="auto" w:sz="4" w:space="0"/>
             <w:insideV w:val="single" w:color="auto" w:sz="4" w:space="0"/>
           </w:tblBorders>
+          <w:tblCellMar>
+            <w:top w:w="0" w:type="dxa"/>
+            <w:left w:w="108" w:type="dxa"/>
+            <w:bottom w:w="0" w:type="dxa"/>
+            <w:right w:w="108" w:type="dxa"/>
+          </w:tblCellMar>
         </w:tblPrEx>
         <w:tc>
           <w:tcPr>
@@ -324,6 +353,7 @@
           <w:p>
             <w:pPr>
               <w:numPr>
+                <w:ilvl w:val="0"/>
                 <w:numId w:val="0"/>
               </w:numPr>
               <w:jc w:val="center"/>
@@ -356,6 +386,7 @@
           <w:p>
             <w:pPr>
               <w:numPr>
+                <w:ilvl w:val="0"/>
                 <w:numId w:val="0"/>
               </w:numPr>
               <w:jc w:val="center"/>
@@ -388,6 +419,7 @@
           <w:p>
             <w:pPr>
               <w:numPr>
+                <w:ilvl w:val="0"/>
                 <w:numId w:val="0"/>
               </w:numPr>
               <w:jc w:val="center"/>
@@ -420,6 +452,7 @@
           <w:p>
             <w:pPr>
               <w:numPr>
+                <w:ilvl w:val="0"/>
                 <w:numId w:val="0"/>
               </w:numPr>
               <w:jc w:val="center"/>
@@ -452,6 +485,7 @@
           <w:p>
             <w:pPr>
               <w:numPr>
+                <w:ilvl w:val="0"/>
                 <w:numId w:val="0"/>
               </w:numPr>
               <w:jc w:val="center"/>
@@ -484,6 +518,7 @@
           <w:p>
             <w:pPr>
               <w:numPr>
+                <w:ilvl w:val="0"/>
                 <w:numId w:val="0"/>
               </w:numPr>
               <w:jc w:val="center"/>
@@ -516,6 +551,7 @@
           <w:p>
             <w:pPr>
               <w:numPr>
+                <w:ilvl w:val="0"/>
                 <w:numId w:val="0"/>
               </w:numPr>
               <w:jc w:val="center"/>
@@ -553,7 +589,9 @@
             <w:insideV w:val="single" w:color="auto" w:sz="4" w:space="0"/>
           </w:tblBorders>
           <w:tblCellMar>
+            <w:top w:w="0" w:type="dxa"/>
             <w:left w:w="108" w:type="dxa"/>
+            <w:bottom w:w="0" w:type="dxa"/>
             <w:right w:w="108" w:type="dxa"/>
           </w:tblCellMar>
         </w:tblPrEx>
@@ -564,6 +602,7 @@
           <w:p>
             <w:pPr>
               <w:numPr>
+                <w:ilvl w:val="0"/>
                 <w:numId w:val="0"/>
               </w:numPr>
               <w:rPr>
@@ -593,6 +632,7 @@
           <w:p>
             <w:pPr>
               <w:numPr>
+                <w:ilvl w:val="0"/>
                 <w:numId w:val="0"/>
               </w:numPr>
               <w:rPr>
@@ -622,6 +662,7 @@
           <w:p>
             <w:pPr>
               <w:numPr>
+                <w:ilvl w:val="0"/>
                 <w:numId w:val="0"/>
               </w:numPr>
               <w:rPr>
@@ -650,6 +691,7 @@
           <w:p>
             <w:pPr>
               <w:numPr>
+                <w:ilvl w:val="0"/>
                 <w:numId w:val="0"/>
               </w:numPr>
               <w:rPr>
@@ -678,6 +720,7 @@
           <w:p>
             <w:pPr>
               <w:numPr>
+                <w:ilvl w:val="0"/>
                 <w:numId w:val="0"/>
               </w:numPr>
               <w:rPr>
@@ -707,6 +750,7 @@
           <w:p>
             <w:pPr>
               <w:numPr>
+                <w:ilvl w:val="0"/>
                 <w:numId w:val="0"/>
               </w:numPr>
               <w:rPr>
@@ -736,6 +780,7 @@
           <w:p>
             <w:pPr>
               <w:numPr>
+                <w:ilvl w:val="0"/>
                 <w:numId w:val="0"/>
               </w:numPr>
               <w:rPr>
@@ -760,7 +805,9 @@
             <w:insideV w:val="single" w:color="auto" w:sz="4" w:space="0"/>
           </w:tblBorders>
           <w:tblCellMar>
+            <w:top w:w="0" w:type="dxa"/>
             <w:left w:w="108" w:type="dxa"/>
+            <w:bottom w:w="0" w:type="dxa"/>
             <w:right w:w="108" w:type="dxa"/>
           </w:tblCellMar>
         </w:tblPrEx>
@@ -771,6 +818,7 @@
           <w:p>
             <w:pPr>
               <w:numPr>
+                <w:ilvl w:val="0"/>
                 <w:numId w:val="0"/>
               </w:numPr>
               <w:rPr>
@@ -800,6 +848,7 @@
           <w:p>
             <w:pPr>
               <w:numPr>
+                <w:ilvl w:val="0"/>
                 <w:numId w:val="0"/>
               </w:numPr>
               <w:rPr>
@@ -829,6 +878,7 @@
           <w:p>
             <w:pPr>
               <w:numPr>
+                <w:ilvl w:val="0"/>
                 <w:numId w:val="0"/>
               </w:numPr>
               <w:rPr>
@@ -858,6 +908,7 @@
           <w:p>
             <w:pPr>
               <w:numPr>
+                <w:ilvl w:val="0"/>
                 <w:numId w:val="0"/>
               </w:numPr>
               <w:rPr>
@@ -887,6 +938,7 @@
           <w:p>
             <w:pPr>
               <w:numPr>
+                <w:ilvl w:val="0"/>
                 <w:numId w:val="0"/>
               </w:numPr>
               <w:rPr>
@@ -912,7 +964,7 @@
         <w:tc>
           <w:tcPr>
             <w:tcW w:w="1197" w:type="dxa"/>
-            <w:shd w:val="clear"/>
+            <w:shd w:val="clear" w:color="auto" w:fill="auto"/>
             <w:vAlign w:val="top"/>
           </w:tcPr>
           <w:p>
@@ -952,6 +1004,7 @@
           <w:p>
             <w:pPr>
               <w:numPr>
+                <w:ilvl w:val="0"/>
                 <w:numId w:val="0"/>
               </w:numPr>
               <w:rPr>
@@ -976,7 +1029,9 @@
             <w:insideV w:val="single" w:color="auto" w:sz="4" w:space="0"/>
           </w:tblBorders>
           <w:tblCellMar>
+            <w:top w:w="0" w:type="dxa"/>
             <w:left w:w="108" w:type="dxa"/>
+            <w:bottom w:w="0" w:type="dxa"/>
             <w:right w:w="108" w:type="dxa"/>
           </w:tblCellMar>
         </w:tblPrEx>
@@ -987,6 +1042,7 @@
           <w:p>
             <w:pPr>
               <w:numPr>
+                <w:ilvl w:val="0"/>
                 <w:numId w:val="0"/>
               </w:numPr>
               <w:rPr>
@@ -1016,6 +1072,7 @@
           <w:p>
             <w:pPr>
               <w:numPr>
+                <w:ilvl w:val="0"/>
                 <w:numId w:val="0"/>
               </w:numPr>
               <w:rPr>
@@ -1045,6 +1102,7 @@
           <w:p>
             <w:pPr>
               <w:numPr>
+                <w:ilvl w:val="0"/>
                 <w:numId w:val="0"/>
               </w:numPr>
               <w:rPr>
@@ -1074,6 +1132,7 @@
           <w:p>
             <w:pPr>
               <w:numPr>
+                <w:ilvl w:val="0"/>
                 <w:numId w:val="0"/>
               </w:numPr>
               <w:rPr>
@@ -1103,6 +1162,7 @@
           <w:p>
             <w:pPr>
               <w:numPr>
+                <w:ilvl w:val="0"/>
                 <w:numId w:val="0"/>
               </w:numPr>
               <w:rPr>
@@ -1132,6 +1192,7 @@
           <w:p>
             <w:pPr>
               <w:numPr>
+                <w:ilvl w:val="0"/>
                 <w:numId w:val="0"/>
               </w:numPr>
               <w:rPr>
@@ -1161,6 +1222,7 @@
           <w:p>
             <w:pPr>
               <w:numPr>
+                <w:ilvl w:val="0"/>
                 <w:numId w:val="0"/>
               </w:numPr>
               <w:rPr>
@@ -1185,7 +1247,9 @@
             <w:insideV w:val="single" w:color="auto" w:sz="4" w:space="0"/>
           </w:tblBorders>
           <w:tblCellMar>
+            <w:top w:w="0" w:type="dxa"/>
             <w:left w:w="108" w:type="dxa"/>
+            <w:bottom w:w="0" w:type="dxa"/>
             <w:right w:w="108" w:type="dxa"/>
           </w:tblCellMar>
         </w:tblPrEx>
@@ -1196,6 +1260,7 @@
           <w:p>
             <w:pPr>
               <w:numPr>
+                <w:ilvl w:val="0"/>
                 <w:numId w:val="0"/>
               </w:numPr>
               <w:rPr>
@@ -1225,6 +1290,7 @@
           <w:p>
             <w:pPr>
               <w:numPr>
+                <w:ilvl w:val="0"/>
                 <w:numId w:val="0"/>
               </w:numPr>
               <w:rPr>
@@ -1254,6 +1320,7 @@
           <w:p>
             <w:pPr>
               <w:numPr>
+                <w:ilvl w:val="0"/>
                 <w:numId w:val="0"/>
               </w:numPr>
               <w:rPr>
@@ -1283,6 +1350,7 @@
           <w:p>
             <w:pPr>
               <w:numPr>
+                <w:ilvl w:val="0"/>
                 <w:numId w:val="0"/>
               </w:numPr>
               <w:rPr>
@@ -1312,6 +1380,7 @@
           <w:p>
             <w:pPr>
               <w:numPr>
+                <w:ilvl w:val="0"/>
                 <w:numId w:val="0"/>
               </w:numPr>
               <w:rPr>
@@ -1341,6 +1410,7 @@
           <w:p>
             <w:pPr>
               <w:numPr>
+                <w:ilvl w:val="0"/>
                 <w:numId w:val="0"/>
               </w:numPr>
               <w:rPr>
@@ -1370,6 +1440,7 @@
           <w:p>
             <w:pPr>
               <w:numPr>
+                <w:ilvl w:val="0"/>
                 <w:numId w:val="0"/>
               </w:numPr>
               <w:rPr>
@@ -1387,6 +1458,7 @@
     <w:p>
       <w:pPr>
         <w:numPr>
+          <w:ilvl w:val="0"/>
           <w:numId w:val="0"/>
         </w:numPr>
         <w:ind w:left="420" w:leftChars="0"/>
@@ -1539,8 +1611,6 @@
         </w:rPr>
         <w:t>结束项目或阶段</w:t>
       </w:r>
-      <w:bookmarkStart w:id="0" w:name="_GoBack"/>
-      <w:bookmarkEnd w:id="0"/>
     </w:p>
     <w:p>
       <w:pPr>
@@ -1572,6 +1642,8 @@
           <w:rFonts w:hint="eastAsia"/>
         </w:rPr>
       </w:pPr>
+      <w:bookmarkStart w:id="0" w:name="_GoBack"/>
+      <w:bookmarkEnd w:id="0"/>
     </w:p>
     <w:p>
       <w:pPr>

--- a/智慧营销绩效管理平台-整合管理-论文.docx
+++ b/智慧营销绩效管理平台-整合管理-论文.docx
@@ -1474,11 +1474,105 @@
       <w:pPr>
         <w:numPr>
           <w:ilvl w:val="0"/>
+          <w:numId w:val="1"/>
+        </w:numPr>
+        <w:ind w:firstLine="422" w:firstLineChars="200"/>
+        <w:rPr>
+          <w:rFonts w:hint="eastAsia"/>
+          <w:b/>
+          <w:bCs/>
+          <w:lang w:val="en-US" w:eastAsia="zh-CN"/>
+        </w:rPr>
+      </w:pPr>
+      <w:r>
+        <w:rPr>
+          <w:rFonts w:hint="eastAsia"/>
+          <w:b/>
+          <w:bCs/>
+          <w:lang w:val="en-US" w:eastAsia="zh-CN"/>
+        </w:rPr>
+        <w:t>监督项目执行</w:t>
+      </w:r>
+    </w:p>
+    <w:p>
+      <w:pPr>
+        <w:numPr>
+          <w:numId w:val="0"/>
+        </w:numPr>
+        <w:ind w:firstLine="420" w:firstLineChars="0"/>
+        <w:rPr>
+          <w:rFonts w:hint="default"/>
+          <w:b w:val="0"/>
+          <w:bCs w:val="0"/>
+          <w:lang w:val="en-US" w:eastAsia="zh-CN"/>
+        </w:rPr>
+      </w:pPr>
+      <w:r>
+        <w:rPr>
+          <w:rFonts w:hint="eastAsia"/>
+          <w:b w:val="0"/>
+          <w:bCs w:val="0"/>
+          <w:lang w:val="en-US" w:eastAsia="zh-CN"/>
+        </w:rPr>
+        <w:t>在做项目的时候我们不能只埋头苦干，作为项目项目经理，我还需要做好项目的监督工作，及时发现项目的一些偏差和问题。并且能够及时的纠正过来。在本项目中，我们团队一般在周五会召开项目的例会，在例会上，我们会各自总结本周的工作完成情况，遇到的问题，以及需要协调的资源，同时还明确了下周的工作计划。通过周例会的形式，我们能实时的了解项目的进展和项目的一些问题，这肯定是远远不够的。按照计划我们在一些控制点上通过挣值分析的方式来监督项目，通过挣值分析我们能够了解项目当前的范围、成本、进度绩效，也可以预测后续还需要投入的成本和时间，为项目成功奠定基础。</w:t>
+      </w:r>
+    </w:p>
+    <w:p>
+      <w:pPr>
+        <w:numPr>
+          <w:ilvl w:val="0"/>
+          <w:numId w:val="1"/>
+        </w:numPr>
+        <w:ind w:left="0" w:leftChars="0" w:firstLine="422" w:firstLineChars="200"/>
+        <w:rPr>
+          <w:rFonts w:hint="eastAsia"/>
+          <w:b/>
+          <w:bCs/>
+          <w:lang w:val="en-US" w:eastAsia="zh-CN"/>
+        </w:rPr>
+      </w:pPr>
+      <w:r>
+        <w:rPr>
+          <w:rFonts w:hint="eastAsia"/>
+          <w:b/>
+          <w:bCs/>
+          <w:lang w:val="en-US" w:eastAsia="zh-CN"/>
+        </w:rPr>
+        <w:t>实施整体变更控制</w:t>
+      </w:r>
+    </w:p>
+    <w:p>
+      <w:pPr>
+        <w:numPr>
+          <w:numId w:val="0"/>
+        </w:numPr>
+        <w:ind w:leftChars="200"/>
+        <w:rPr>
+          <w:rFonts w:hint="default"/>
+          <w:b w:val="0"/>
+          <w:bCs w:val="0"/>
+          <w:lang w:val="en-US" w:eastAsia="zh-CN"/>
+        </w:rPr>
+      </w:pPr>
+      <w:r>
+        <w:rPr>
+          <w:rFonts w:hint="eastAsia"/>
+          <w:b w:val="0"/>
+          <w:bCs w:val="0"/>
+          <w:lang w:val="en-US" w:eastAsia="zh-CN"/>
+        </w:rPr>
+        <w:t>作为IT项目，变更是无法避免的，项目中可能会存在范围、成本、进度、采购多方面的变更，如果每一个变更都需要制定不同的变更流程来规范，那么这样我们投入的成本将会很高的，所以针对整个项目，我们制定一个整体的变更控制流程显得非常有必要。例如在本项目过程中，客户提出要导出1年的指标业绩数据的变更需求，考虑到该需求能够方便客户的日常工作，所以我接受了该需求变更，接下来我评估该需求变更可能需要额外投入工作量为10人/天，对整体的工期将会带来5天的延误，然后我组织变更评审，由变更控制委员会(CCB)来决定是否批准该变更，在评审会上，CCB决定接受此变更。确定变更之后，有我组织团队成员实施变更，当然整个变更过程离不开监督和确认，这样能够确保变更后的基准及时反应了项目的真实情况</w:t>
+      </w:r>
+    </w:p>
+    <w:p>
+      <w:pPr>
+        <w:numPr>
+          <w:ilvl w:val="0"/>
           <w:numId w:val="0"/>
         </w:numPr>
         <w:ind w:firstLine="422" w:firstLineChars="200"/>
         <w:rPr>
-          <w:rFonts w:hint="default"/>
+          <w:rFonts w:hint="eastAsia"/>
           <w:b/>
           <w:bCs/>
           <w:lang w:val="en-US" w:eastAsia="zh-CN"/>
@@ -1494,7 +1588,7 @@
           <w:szCs w:val="24"/>
           <w:lang w:val="en-US" w:eastAsia="zh-CN" w:bidi="ar-SA"/>
         </w:rPr>
-        <w:t>五</w:t>
+        <w:t>七</w:t>
       </w:r>
       <w:r>
         <w:rPr>
@@ -1515,7 +1609,7 @@
           <w:bCs/>
           <w:lang w:val="en-US" w:eastAsia="zh-CN"/>
         </w:rPr>
-        <w:t>监督项目执行</w:t>
+        <w:t>结束项目或阶段</w:t>
       </w:r>
     </w:p>
     <w:p>
@@ -1524,92 +1618,22 @@
           <w:ilvl w:val="0"/>
           <w:numId w:val="0"/>
         </w:numPr>
-        <w:ind w:firstLine="422" w:firstLineChars="200"/>
+        <w:ind w:firstLine="420" w:firstLineChars="200"/>
         <w:rPr>
           <w:rFonts w:hint="default"/>
-          <w:lang w:val="en-US" w:eastAsia="zh-CN"/>
-        </w:rPr>
-      </w:pPr>
-      <w:r>
-        <w:rPr>
-          <w:rFonts w:hint="eastAsia" w:cstheme="minorBidi"/>
-          <w:b/>
-          <w:bCs/>
-          <w:kern w:val="2"/>
-          <w:sz w:val="21"/>
-          <w:szCs w:val="24"/>
-          <w:lang w:val="en-US" w:eastAsia="zh-CN" w:bidi="ar-SA"/>
-        </w:rPr>
-        <w:t>六</w:t>
-      </w:r>
-      <w:r>
-        <w:rPr>
-          <w:rFonts w:hint="default" w:asciiTheme="minorHAnsi" w:hAnsiTheme="minorHAnsi" w:eastAsiaTheme="minorEastAsia" w:cstheme="minorBidi"/>
-          <w:b/>
-          <w:bCs/>
-          <w:kern w:val="2"/>
-          <w:sz w:val="21"/>
-          <w:szCs w:val="24"/>
-          <w:lang w:val="en-US" w:eastAsia="zh-CN" w:bidi="ar-SA"/>
-        </w:rPr>
-        <w:t>、</w:t>
-      </w:r>
-      <w:r>
-        <w:rPr>
-          <w:rFonts w:hint="eastAsia"/>
-          <w:b/>
-          <w:bCs/>
-          <w:lang w:val="en-US" w:eastAsia="zh-CN"/>
-        </w:rPr>
-        <w:t>实施整体变更控制</w:t>
-      </w:r>
-    </w:p>
-    <w:p>
-      <w:pPr>
-        <w:numPr>
-          <w:ilvl w:val="0"/>
-          <w:numId w:val="0"/>
-        </w:numPr>
-        <w:ind w:firstLine="422" w:firstLineChars="200"/>
-        <w:rPr>
-          <w:rFonts w:hint="default"/>
-          <w:b/>
-          <w:bCs/>
-          <w:lang w:val="en-US" w:eastAsia="zh-CN"/>
-        </w:rPr>
-      </w:pPr>
-      <w:r>
-        <w:rPr>
-          <w:rFonts w:hint="eastAsia" w:cstheme="minorBidi"/>
-          <w:b/>
-          <w:bCs/>
-          <w:kern w:val="2"/>
-          <w:sz w:val="21"/>
-          <w:szCs w:val="24"/>
-          <w:lang w:val="en-US" w:eastAsia="zh-CN" w:bidi="ar-SA"/>
-        </w:rPr>
-        <w:t>七</w:t>
-      </w:r>
-      <w:r>
-        <w:rPr>
-          <w:rFonts w:hint="default" w:asciiTheme="minorHAnsi" w:hAnsiTheme="minorHAnsi" w:eastAsiaTheme="minorEastAsia" w:cstheme="minorBidi"/>
-          <w:b/>
-          <w:bCs/>
-          <w:kern w:val="2"/>
-          <w:sz w:val="21"/>
-          <w:szCs w:val="24"/>
-          <w:lang w:val="en-US" w:eastAsia="zh-CN" w:bidi="ar-SA"/>
-        </w:rPr>
-        <w:t>、</w:t>
-      </w:r>
-      <w:r>
-        <w:rPr>
-          <w:rFonts w:hint="eastAsia"/>
-          <w:b/>
-          <w:bCs/>
-          <w:lang w:val="en-US" w:eastAsia="zh-CN"/>
-        </w:rPr>
-        <w:t>结束项目或阶段</w:t>
+          <w:b w:val="0"/>
+          <w:bCs w:val="0"/>
+          <w:lang w:val="en-US" w:eastAsia="zh-CN"/>
+        </w:rPr>
+      </w:pPr>
+      <w:r>
+        <w:rPr>
+          <w:rFonts w:hint="eastAsia"/>
+          <w:b w:val="0"/>
+          <w:bCs w:val="0"/>
+          <w:lang w:val="en-US" w:eastAsia="zh-CN"/>
+        </w:rPr>
+        <w:t>按照生命周期，我们把项目分为立项、需求、设计、开发、测试、发布阶段，在每个阶段末尾的时候，我们一般会召开评审会，通过评审会的方式评审该阶段的可交付成果是否满足客户的要求，评审会通过之后我们才正式下一阶段，这样能够减少我们的返工，有利于后续的项目验收。当然阶段项目对我们来说也是非常重要的，当项目的活动全部完成以后，由我向客户发起验收申请。验收的第一件事就是做好验收测试，当产品发布之后，由交付人员在客户现场搭建验收环境，然后我组织客户，按照验收标准进行验收测试，验收测试通过后，进行试运行阶段，由客户在真是的环境上去使用该系统，在试运行的过程中，我们按照合同要求做好了文档的验收工作。等试运行阶段结束后，此时项目进入终验阶段，由我发起终验请求，邀请客户和相关验收专家参与项目终验评审会，最终签发《项目验收报告》，正式的结束项目。</w:t>
       </w:r>
     </w:p>
     <w:p>
@@ -1640,19 +1664,19 @@
         <w:ind w:firstLine="420" w:firstLineChars="200"/>
         <w:rPr>
           <w:rFonts w:hint="eastAsia"/>
+        </w:rPr>
+      </w:pPr>
+    </w:p>
+    <w:p>
+      <w:pPr>
+        <w:ind w:firstLine="420" w:firstLineChars="200"/>
+        <w:rPr>
+          <w:rFonts w:hint="default" w:eastAsiaTheme="minorEastAsia"/>
+          <w:lang w:val="en-US" w:eastAsia="zh-CN"/>
         </w:rPr>
       </w:pPr>
       <w:bookmarkStart w:id="0" w:name="_GoBack"/>
       <w:bookmarkEnd w:id="0"/>
-    </w:p>
-    <w:p>
-      <w:pPr>
-        <w:ind w:firstLine="420" w:firstLineChars="200"/>
-        <w:rPr>
-          <w:rFonts w:hint="default" w:eastAsiaTheme="minorEastAsia"/>
-          <w:lang w:val="en-US" w:eastAsia="zh-CN"/>
-        </w:rPr>
-      </w:pPr>
     </w:p>
     <w:p>
       <w:pPr>
@@ -1678,6 +1702,29 @@
     </w:sectPr>
   </w:body>
 </w:document>
+</file>
+
+<file path=word/numbering.xml><?xml version="1.0" encoding="utf-8"?>
+<w:numbering xmlns:wpc="http://schemas.microsoft.com/office/word/2010/wordprocessingCanvas" xmlns:mc="http://schemas.openxmlformats.org/markup-compatibility/2006" xmlns:o="urn:schemas-microsoft-com:office:office" xmlns:r="http://schemas.openxmlformats.org/officeDocument/2006/relationships" xmlns:m="http://schemas.openxmlformats.org/officeDocument/2006/math" xmlns:v="urn:schemas-microsoft-com:vml" xmlns:wp14="http://schemas.microsoft.com/office/word/2010/wordprocessingDrawing" xmlns:wp="http://schemas.openxmlformats.org/drawingml/2006/wordprocessingDrawing" xmlns:w10="urn:schemas-microsoft-com:office:word" xmlns:w="http://schemas.openxmlformats.org/wordprocessingml/2006/main" xmlns:w14="http://schemas.microsoft.com/office/word/2010/wordml" xmlns:wpg="http://schemas.microsoft.com/office/word/2010/wordprocessingGroup" xmlns:wpi="http://schemas.microsoft.com/office/word/2010/wordprocessingInk" xmlns:wne="http://schemas.microsoft.com/office/word/2006/wordml" xmlns:wps="http://schemas.microsoft.com/office/word/2010/wordprocessingShape" xmlns:wpsCustomData="http://www.wps.cn/officeDocument/2013/wpsCustomData" mc:Ignorable="w14 wp14">
+  <w:abstractNum w:abstractNumId="0">
+    <w:nsid w:val="796CC234"/>
+    <w:multiLevelType w:val="singleLevel"/>
+    <w:tmpl w:val="796CC234"/>
+    <w:lvl w:ilvl="0" w:tentative="0">
+      <w:start w:val="5"/>
+      <w:numFmt w:val="chineseCounting"/>
+      <w:suff w:val="nothing"/>
+      <w:lvlText w:val="%1、"/>
+      <w:lvlJc w:val="left"/>
+      <w:rPr>
+        <w:rFonts w:hint="eastAsia"/>
+      </w:rPr>
+    </w:lvl>
+  </w:abstractNum>
+  <w:num w:numId="1">
+    <w:abstractNumId w:val="0"/>
+  </w:num>
+</w:numbering>
 </file>
 
 <file path=word/styles.xml><?xml version="1.0" encoding="utf-8"?>
